--- a/reports/Отчёт по структурной классификации CMRO2.docx
+++ b/reports/Отчёт по структурной классификации CMRO2.docx
@@ -22907,7 +22907,7 @@
           <w:sz w:val="16"/>
           <w:szCs w:val="16"/>
         </w:rPr>
-        <w:t xml:space="preserve">Ветка claude/patient-structural-classification-cfvl3k · полный код, тесты и результаты каждого прогона — в репозитории. Составлено на основе 228 реальных обучений на метках, полученных из данных OpenNeuro с лицензией CC0.</w:t>
+        <w:t xml:space="preserve">Ветка patient-structural-classification · полный код, тесты и результаты каждого прогона — в репозитории. Составлено на основе 228 реальных обучений на метках, полученных из данных OpenNeuro с лицензией CC0.</w:t>
       </w:r>
     </w:p>
     <w:sectPr>
